--- a/06_可直接打开的Word版/01_计划与每日笔记__05_每日笔记模板.docx
+++ b/06_可直接打开的Word版/01_计划与每日笔记__05_每日笔记模板.docx
@@ -3,11 +3,11 @@
 <w:document xmlns:wpc="http://schemas.microsoft.com/office/word/2010/wordprocessingCanvas" xmlns:mo="http://schemas.microsoft.com/office/mac/office/2008/main" xmlns:mc="http://schemas.openxmlformats.org/markup-compatibility/2006" xmlns:mv="urn:schemas-microsoft-com:mac:vml" xmlns:o="urn:schemas-microsoft-com:office:office" xmlns:r="http://schemas.openxmlformats.org/officeDocument/2006/relationships" xmlns:m="http://schemas.openxmlformats.org/officeDocument/2006/math" xmlns:v="urn:schemas-microsoft-com:vml" xmlns:wp14="http://schemas.microsoft.com/office/word/2010/wordprocessingDrawing" xmlns:wp="http://schemas.openxmlformats.org/drawingml/2006/wordprocessingDrawing" xmlns:w10="urn:schemas-microsoft-com:office:word" xmlns:w="http://schemas.openxmlformats.org/wordprocessingml/2006/main" xmlns:w14="http://schemas.microsoft.com/office/word/2010/wordml" xmlns:wpg="http://schemas.microsoft.com/office/word/2010/wordprocessingGroup" xmlns:wpi="http://schemas.microsoft.com/office/word/2010/wordprocessingInk" xmlns:wne="http://schemas.microsoft.com/office/word/2006/wordml" xmlns:wps="http://schemas.microsoft.com/office/word/2010/wordprocessingShape" mc:Ignorable="w14 wp14">
   <w:body>
     <w:p>
-      <w:pPr>
-        <w:pStyle w:val="Heading1"/>
-      </w:pPr>
       <w:r>
-        <w:t>每日笔记模板</w:t>
+        <w:rPr>
+          <w:rFonts w:ascii="Microsoft YaHei" w:hAnsi="Microsoft YaHei" w:eastAsia="Microsoft YaHei"/>
+        </w:rPr>
+        <w:t>﻿# 每日笔记模板</w:t>
       </w:r>
     </w:p>
     <w:p/>
@@ -15,7 +15,6 @@
       <w:r>
         <w:rPr>
           <w:rFonts w:ascii="Microsoft YaHei" w:hAnsi="Microsoft YaHei" w:eastAsia="Microsoft YaHei"/>
-          <w:sz w:val="22"/>
         </w:rPr>
         <w:t>日期：</w:t>
       </w:r>
@@ -25,7 +24,6 @@
       <w:r>
         <w:rPr>
           <w:rFonts w:ascii="Microsoft YaHei" w:hAnsi="Microsoft YaHei" w:eastAsia="Microsoft YaHei"/>
-          <w:sz w:val="22"/>
         </w:rPr>
         <w:t>对应 Day：</w:t>
       </w:r>
@@ -35,7 +33,6 @@
       <w:r>
         <w:rPr>
           <w:rFonts w:ascii="Microsoft YaHei" w:hAnsi="Microsoft YaHei" w:eastAsia="Microsoft YaHei"/>
-          <w:sz w:val="22"/>
         </w:rPr>
         <w:t>主题：</w:t>
       </w:r>
@@ -45,7 +42,6 @@
       <w:r>
         <w:rPr>
           <w:rFonts w:ascii="Microsoft YaHei" w:hAnsi="Microsoft YaHei" w:eastAsia="Microsoft YaHei"/>
-          <w:sz w:val="22"/>
         </w:rPr>
         <w:t>计划来源：`00_每日执行总表.md`</w:t>
       </w:r>
@@ -77,7 +73,6 @@
       <w:r>
         <w:rPr>
           <w:rFonts w:ascii="Microsoft YaHei" w:hAnsi="Microsoft YaHei" w:eastAsia="Microsoft YaHei"/>
-          <w:sz w:val="22"/>
         </w:rPr>
         <w:t>计量资料 / 计数资料 / 等级资料：</w:t>
       </w:r>
@@ -89,7 +84,6 @@
       <w:r>
         <w:rPr>
           <w:rFonts w:ascii="Microsoft YaHei" w:hAnsi="Microsoft YaHei" w:eastAsia="Microsoft YaHei"/>
-          <w:sz w:val="22"/>
         </w:rPr>
         <w:t>独立 / 配对 / 多组 / 多因素：</w:t>
       </w:r>
@@ -108,7 +102,6 @@
       <w:r>
         <w:rPr>
           <w:rFonts w:ascii="Microsoft YaHei" w:hAnsi="Microsoft YaHei" w:eastAsia="Microsoft YaHei"/>
-          <w:sz w:val="22"/>
         </w:rPr>
         <w:t>`Analyze &gt; ...`</w:t>
       </w:r>
@@ -130,7 +123,6 @@
       <w:r>
         <w:rPr>
           <w:rFonts w:ascii="Microsoft YaHei" w:hAnsi="Microsoft YaHei" w:eastAsia="Microsoft YaHei"/>
-          <w:sz w:val="22"/>
         </w:rPr>
         <w:t>表名：</w:t>
       </w:r>
@@ -142,7 +134,6 @@
       <w:r>
         <w:rPr>
           <w:rFonts w:ascii="Microsoft YaHei" w:hAnsi="Microsoft YaHei" w:eastAsia="Microsoft YaHei"/>
-          <w:sz w:val="22"/>
         </w:rPr>
         <w:t>关键指标：</w:t>
       </w:r>
@@ -154,7 +145,6 @@
       <w:r>
         <w:rPr>
           <w:rFonts w:ascii="Microsoft YaHei" w:hAnsi="Microsoft YaHei" w:eastAsia="Microsoft YaHei"/>
-          <w:sz w:val="22"/>
         </w:rPr>
         <w:t>P值位置：</w:t>
       </w:r>
@@ -173,7 +163,6 @@
       <w:r>
         <w:rPr>
           <w:rFonts w:ascii="Microsoft YaHei" w:hAnsi="Microsoft YaHei" w:eastAsia="Microsoft YaHei"/>
-          <w:sz w:val="22"/>
         </w:rPr>
         <w:t>`采用……检验，结果显示 P=……。按 α=0.05 水准，差异有/无统计学意义。`</w:t>
       </w:r>
@@ -192,7 +181,6 @@
       <w:r>
         <w:rPr>
           <w:rFonts w:ascii="Microsoft YaHei" w:hAnsi="Microsoft YaHei" w:eastAsia="Microsoft YaHei"/>
-          <w:sz w:val="22"/>
         </w:rPr>
         <w:t>-</w:t>
       </w:r>
@@ -201,7 +189,6 @@
       <w:r>
         <w:rPr>
           <w:rFonts w:ascii="Microsoft YaHei" w:hAnsi="Microsoft YaHei" w:eastAsia="Microsoft YaHei"/>
-          <w:sz w:val="22"/>
         </w:rPr>
         <w:t>-</w:t>
       </w:r>
@@ -210,7 +197,6 @@
       <w:r>
         <w:rPr>
           <w:rFonts w:ascii="Microsoft YaHei" w:hAnsi="Microsoft YaHei" w:eastAsia="Microsoft YaHei"/>
-          <w:sz w:val="22"/>
         </w:rPr>
         <w:t>-</w:t>
       </w:r>
@@ -226,39 +212,47 @@
     </w:p>
     <w:p/>
     <w:p>
+      <w:pPr>
+        <w:pStyle w:val="ListBullet"/>
+      </w:pPr>
       <w:r>
         <w:rPr>
           <w:rFonts w:ascii="Microsoft YaHei" w:hAnsi="Microsoft YaHei" w:eastAsia="Microsoft YaHei"/>
-          <w:sz w:val="22"/>
         </w:rPr>
-        <w:t>? 概念</w:t>
+        <w:t>[ ] 概念</w:t>
       </w:r>
     </w:p>
     <w:p>
+      <w:pPr>
+        <w:pStyle w:val="ListBullet"/>
+      </w:pPr>
       <w:r>
         <w:rPr>
           <w:rFonts w:ascii="Microsoft YaHei" w:hAnsi="Microsoft YaHei" w:eastAsia="Microsoft YaHei"/>
-          <w:sz w:val="22"/>
         </w:rPr>
-        <w:t>? 选择题</w:t>
+        <w:t>[ ] 选择题</w:t>
       </w:r>
     </w:p>
     <w:p>
+      <w:pPr>
+        <w:pStyle w:val="ListBullet"/>
+      </w:pPr>
       <w:r>
         <w:rPr>
           <w:rFonts w:ascii="Microsoft YaHei" w:hAnsi="Microsoft YaHei" w:eastAsia="Microsoft YaHei"/>
-          <w:sz w:val="22"/>
         </w:rPr>
-        <w:t>? SPSS</w:t>
+        <w:t>[ ] SPSS</w:t>
       </w:r>
     </w:p>
     <w:p>
+      <w:pPr>
+        <w:pStyle w:val="ListBullet"/>
+      </w:pPr>
       <w:r>
         <w:rPr>
           <w:rFonts w:ascii="Microsoft YaHei" w:hAnsi="Microsoft YaHei" w:eastAsia="Microsoft YaHei"/>
-          <w:sz w:val="22"/>
         </w:rPr>
-        <w:t>? 错题整理</w:t>
+        <w:t>[ ] 错题整理</w:t>
       </w:r>
     </w:p>
     <w:p/>
@@ -637,7 +631,7 @@
     <w:rsid w:val="00FC693F"/>
     <w:rPr>
       <w:rFonts w:ascii="Microsoft YaHei" w:hAnsi="Microsoft YaHei" w:eastAsia="Microsoft YaHei"/>
-      <w:sz w:val="22"/>
+      <w:sz w:val="21"/>
     </w:rPr>
   </w:style>
   <w:style w:type="paragraph" w:styleId="Header">
